--- a/_K_Project_Report/7주차/개별 활동보고서_7주차_김용범.docx
+++ b/_K_Project_Report/7주차/개별 활동보고서_7주차_김용범.docx
@@ -408,7 +408,14 @@
                 <w:rFonts w:ascii="맑은 고딕" w:eastAsia="맑은 고딕" w:cs="맑은 고딕" w:hint="eastAsia"/>
                 <w:lang w:eastAsia="ko-KR"/>
               </w:rPr>
-              <w:t>1.03</w:t>
+              <w:t>1.</w:t>
+            </w:r>
+            <w:r>
+              <w:rPr>
+                <w:rFonts w:ascii="맑은 고딕" w:eastAsia="맑은 고딕" w:cs="맑은 고딕" w:hint="eastAsia"/>
+                <w:lang w:eastAsia="ko-KR"/>
+              </w:rPr>
+              <w:t>10</w:t>
             </w:r>
             <w:r>
               <w:rPr>
@@ -434,7 +441,7 @@
                 <w:rFonts w:ascii="맑은 고딕" w:eastAsia="맑은 고딕" w:cs="맑은 고딕" w:hint="eastAsia"/>
                 <w:lang w:eastAsia="ko-KR"/>
               </w:rPr>
-              <w:t>07</w:t>
+              <w:t>14</w:t>
             </w:r>
             <w:r>
               <w:rPr>
@@ -3057,6 +3064,7 @@
       <w:r>
         <w:rPr>
           <w:rFonts w:eastAsiaTheme="minorEastAsia"/>
+          <w:noProof/>
           <w:snapToGrid w:val="0"/>
           <w:lang w:eastAsia="ko-KR"/>
         </w:rPr>
